--- a/tillsyn/A 9501-2025 tillsynsbegäran.docx
+++ b/tillsyn/A 9501-2025 tillsynsbegäran.docx
@@ -1227,7 +1227,7 @@
     <w:r>
       <w:tab/>
       <w:tab/>
-      <w:t>2026-09-14</w:t>
+      <w:t>2026-09-15</w:t>
       <w:br/>
       <w:br/>
     </w:r>

--- a/tillsyn/A 9501-2025 tillsynsbegäran.docx
+++ b/tillsyn/A 9501-2025 tillsynsbegäran.docx
@@ -1227,7 +1227,7 @@
     <w:r>
       <w:tab/>
       <w:tab/>
-      <w:t>2026-09-15</w:t>
+      <w:t>2026-09-16</w:t>
       <w:br/>
       <w:br/>
     </w:r>

--- a/tillsyn/A 9501-2025 tillsynsbegäran.docx
+++ b/tillsyn/A 9501-2025 tillsynsbegäran.docx
@@ -1227,7 +1227,7 @@
     <w:r>
       <w:tab/>
       <w:tab/>
-      <w:t>2026-09-16</w:t>
+      <w:t>2026-09-17</w:t>
       <w:br/>
       <w:br/>
     </w:r>

--- a/tillsyn/A 9501-2025 tillsynsbegäran.docx
+++ b/tillsyn/A 9501-2025 tillsynsbegäran.docx
@@ -1227,7 +1227,7 @@
     <w:r>
       <w:tab/>
       <w:tab/>
-      <w:t>2026-09-17</w:t>
+      <w:t>2026-09-18</w:t>
       <w:br/>
       <w:br/>
     </w:r>

--- a/tillsyn/A 9501-2025 tillsynsbegäran.docx
+++ b/tillsyn/A 9501-2025 tillsynsbegäran.docx
@@ -1227,7 +1227,7 @@
     <w:r>
       <w:tab/>
       <w:tab/>
-      <w:t>2026-09-18</w:t>
+      <w:t>2026-09-19</w:t>
       <w:br/>
       <w:br/>
     </w:r>

--- a/tillsyn/A 9501-2025 tillsynsbegäran.docx
+++ b/tillsyn/A 9501-2025 tillsynsbegäran.docx
@@ -1227,7 +1227,7 @@
     <w:r>
       <w:tab/>
       <w:tab/>
-      <w:t>2026-09-19</w:t>
+      <w:t>2026-09-21</w:t>
       <w:br/>
       <w:br/>
     </w:r>

--- a/tillsyn/A 9501-2025 tillsynsbegäran.docx
+++ b/tillsyn/A 9501-2025 tillsynsbegäran.docx
@@ -60,12 +60,12 @@
         <w:spacing w:after="240"/>
       </w:pPr>
       <w:r>
-        <w:t>Figur 1. Fyndplatser för naturvårdsarter i avverkningsanmälan. Markörer utan svart kant är placerade på fyndplatsen. Markörer med svart kant är placerade vid sidan av fyndplatsen och har ett svart streck som visar fyndplatsens exakta position. Kartans mittpunktskoordinat är N 6733278, E 513590 i SWEREF 99 TM.</w:t>
+        <w:t>Figur 1. Fyndplatser för naturvårdsarter i och inom 12 meter från avverkningsanmälan. Markörer utan svart kant är placerade på fyndplatsen. Markörer med svart kant är placerade vid sidan av fyndplatsen och har ett svart streck som visar fyndplatsens exakta position. Kartans mittpunktskoordinat är N 6733278, E 513590 i SWEREF 99 TM.</w:t>
       </w:r>
     </w:p>
     <w:p>
       <w:r>
-        <w:t>I avverkningsanmälan finns fynd av 6 naturvårdsarter, varav 1 är rödlistad, 5 är fridlysta, 5 är typiska (T) och 1 är signalart (S): knärot (VU, T, §8), bronshjon (S, T), järpe (T, §4), spillkråka (T, §4), tjäder (T, §4) och revlummer (§9). Se Figur 1.</w:t>
+        <w:t>I och inom 12 meter från avverkningsanmälan finns fynd av 10 naturvårdsarter, varav 2 är rödlistade, 5 är fridlysta, 8 är typiska (T) och 2 är signalarter (S): bitter taggsvamp (EN), knärot (VU, T, §8), bronshjon (S, T), mindre märgborre (S, T), järpe (T, §4), kransmossa (T), linnea (T), spillkråka (T, §4), tjäder (T, §4) och revlummer (§9). Se Figur 1.</w:t>
       </w:r>
     </w:p>
     <w:p>
@@ -102,6 +102,17 @@
     <w:p>
       <w:r>
         <w:t>Nedan följer beskrivningar av de naturvårdsarter och fridlysta arter som har sina livsmiljöer och växtplatser i den avverkningsanmälda skogen. Se även ytterligare artfakta i BILAGA 1. De påträffade naturvårdsarterna är ett tydligt kvitto på att det rör sig om en skog med höga naturvärden.</w:t>
+      </w:r>
+    </w:p>
+    <w:p>
+      <w:r>
+        <w:rPr>
+          <w:b/>
+        </w:rPr>
+        <w:t xml:space="preserve">Bitter taggsvamp (EN) </w:t>
+      </w:r>
+      <w:r>
+        <w:t>är en sällsynt och starkt hotad ”toppart” som bildar mykorrhiza med gran, möjligen även med tall, i äldre barrskogar med lång kontinuitet. Förekommer på kalkrik eller annan basiskt påverkad mark, främst i miljöer med hög luftfuktighet. Svampen har i friskt tillstånd en säregen doft av bittermandelolja och fruktköttet är mycket bittert i smaken. Arten hotas främst av avverkning och tål inte en slutavverkning utan kräver ett kontinuerligt äldre trädskikt med gran. Äldre barrskogar med basisk påverkan och lång kontinuitet, även små områden, har ett mycket högt skyddsvärde och bör i största möjliga utsträckning undantas från trakthyggesbruk. Slutavverkning, kraftig gallring och skogsmarksgödsling måste helt undvikas, liksom körning med tunga maskiner. Lokalerna bör skyddas formellt. Bitter taggsvamp ingår i ett åtgärdsprogram för hotade arter (ÅGP) och är placerad högst upp i Skogsstyrelsens värdepyramid för bedömning av skog med höga naturvärden (SLU Artdatabanken, 2026; Nitare &amp; Skogsstyrelsen, 2019; Nitare 2006).</w:t>
       </w:r>
     </w:p>
     <w:p>
@@ -229,6 +240,35 @@
         <w:rPr>
           <w:b/>
         </w:rPr>
+        <w:t>Mindre märgborre</w:t>
+      </w:r>
+      <w:r>
+        <w:t xml:space="preserve"> är en signalart för tallskog med höga naturvärden och betraktas tillsammans med skarptandad barkborre som nyckelarter för ett antal sällsynta åtgärdsprogramsarter som är beroende av deras gångsystem. Bland dessa kan nämnas avlång barkborre (VU), </w:t>
+      </w:r>
+      <w:r>
+        <w:rPr>
+          <w:i/>
+        </w:rPr>
+        <w:t>Corticeus longulus</w:t>
+      </w:r>
+      <w:r>
+        <w:t xml:space="preserve"> (VU), tallgångbagge (VU), cholodkovskys bastborre (NT) och tallbarksvartbagge (NT). Den mindre märgborrens måsvingeliknande gnaggångar är lätta att känna igen och hittas ofta på grova tallgrenar på marken. Rika förekomster av främst mindre märgborre men även skarptandad barkborre är en signal för artrikedom och inventeringar har visat att det är i skogar med en naturlig självgallring som det skapas förutsättningar för dessa arter samt de efterföljande åtgärdsprogramsarterna. Tallskogar med stark förekomst av mindre märgborre och skarptandad barkborre bör avsättas som reservat. Generellt bör hänsyn tas vid slutavverkning av talldominerad skog så att avverkningsrester som gren- och toppdelar lämnas. Mindre märgborre är typisk art för </w:t>
+      </w:r>
+      <w:r>
+        <w:rPr>
+          <w:i/>
+        </w:rPr>
+        <w:t>9060 Åsbarrskog</w:t>
+      </w:r>
+      <w:r>
+        <w:t xml:space="preserve"> (SLU Artdatabanken, 2026; Pettersson, 2014; Hedgren, 2012; Gunnarsson m fl., 1999).</w:t>
+      </w:r>
+    </w:p>
+    <w:p>
+      <w:r>
+        <w:rPr>
+          <w:b/>
+        </w:rPr>
         <w:t>Järpe (§4)</w:t>
       </w:r>
       <w:r>
@@ -251,6 +291,55 @@
       </w:r>
       <w:r>
         <w:t>(SLU Artdatabanken, 2026).</w:t>
+      </w:r>
+    </w:p>
+    <w:p>
+      <w:r>
+        <w:rPr>
+          <w:b/>
+        </w:rPr>
+        <w:t>Kransmossa</w:t>
+      </w:r>
+      <w:r>
+        <w:t xml:space="preserve"> är typisk art för </w:t>
+      </w:r>
+      <w:r>
+        <w:rPr>
+          <w:i/>
+        </w:rPr>
+        <w:t xml:space="preserve">9050 Näringsrik granskog </w:t>
+      </w:r>
+      <w:r>
+        <w:t xml:space="preserve">och </w:t>
+      </w:r>
+      <w:r>
+        <w:rPr>
+          <w:i/>
+        </w:rPr>
+        <w:t xml:space="preserve">6170 Alpina kalkgräsmarker </w:t>
+      </w:r>
+      <w:r>
+        <w:t>(SLU Artdatabanken, 2025).</w:t>
+      </w:r>
+    </w:p>
+    <w:p>
+      <w:r>
+        <w:rPr>
+          <w:b/>
+        </w:rPr>
+        <w:t xml:space="preserve">Linnea </w:t>
+      </w:r>
+      <w:r>
+        <w:t xml:space="preserve">är typisk art för </w:t>
+      </w:r>
+      <w:r>
+        <w:rPr>
+          <w:i/>
+        </w:rPr>
+        <w:t>9010 Taiga</w:t>
+      </w:r>
+      <w:r>
+        <w:t>. På linnea kan man hitta sporsäcksvampen linnealudd (SLU Artdatabanken, 2025).</w:t>
       </w:r>
     </w:p>
     <w:p>
@@ -348,7 +437,7 @@
     </w:p>
     <w:p>
       <w:r>
-        <w:t>Följande typiska arter har sina livsmiljöer och växtplatser i den avverkningsanmälda skogen: knärot (VU, T, §8), bronshjon (S, T), järpe (T, §4), spillkråka (T, §4) och tjäder (T, §4).</w:t>
+        <w:t>Följande typiska arter har sina livsmiljöer och växtplatser i den avverkningsanmälda skogen: knärot (VU, T, §8), bronshjon (S, T), mindre märgborre (S, T), järpe (T, §4), kransmossa (T), linnea (T), spillkråka (T, §4) och tjäder (T, §4).</w:t>
       </w:r>
     </w:p>
     <w:p>
@@ -415,7 +504,9 @@
         <w:pStyle w:val="Title"/>
       </w:pPr>
       <w:r>
-        <w:t>BILAGA 1 – Fridlysta arter</w:t>
+        <w:t>BILAGA 1 –</w:t>
+        <w:br/>
+        <w:t>Fridlysta och rödlistade arter</w:t>
       </w:r>
     </w:p>
     <w:p>
@@ -650,6 +741,200 @@
       </w:r>
       <w:r>
         <w:t>SLU Artdatabanken, Uppsala.</w:t>
+      </w:r>
+    </w:p>
+    <w:p>
+      <w:pPr>
+        <w:pStyle w:val="Heading1"/>
+      </w:pPr>
+      <w:r>
+        <w:t>Mindre märgborre – ekologi samt krav på livsmiljön</w:t>
+      </w:r>
+    </w:p>
+    <w:p>
+      <w:r>
+        <w:t xml:space="preserve">Mindre märgborre är en signalart för tallskog med höga naturvärden och kan lätt konstateras genom sina karaktäristiska måsvingeliknande gnagspår som ofta hittas på grova tallgrenar på marken. Mindre märgborre betraktas tillsammans med skarptandad barkborre som nyckelarter, eftersom en rad sällsynta efterföljande arter är beroende av deras gångsystem. Bland dessa kan nämnas åtgärdsprogramsarterna avlång barkborre (VU), </w:t>
+      </w:r>
+      <w:r>
+        <w:rPr>
+          <w:i/>
+        </w:rPr>
+        <w:t>Corticeus longulus</w:t>
+      </w:r>
+      <w:r>
+        <w:t xml:space="preserve"> (VU), tallgångbagge (VU), cholodkovskys bastborre (NT) och tallbarksvartbagge (NT) (Pettersson, 2014; Gunnarsson m fl., 1999).</w:t>
+      </w:r>
+    </w:p>
+    <w:p>
+      <w:r>
+        <w:t>Tallskogar tillhör de livsmiljöer som förändrats i stor skala, där många kvadratmil har omvandlats till unga produktionsskogar. I sådana skogar saknas förutsättningar för de ovannämnda sällsynta barkborrarna och alltmer kunskap tyder på att skogsbrukets omvandling av skogslandskapet, missgynnar åtgärdsprogrammets arter även inne i skyddade områden (Hedgren, 2012; Hedgren m.fl., 2010; Wikars m.fl., 2010; Wikars, 2009). Orsaken är sannolikt att dagens intensiva skogsbruk trivialiserar faunan på nydöda träd. Detta sker genom att generalister förökas upp i sådan grad i den brukade skogen att dessa även kommer att dominera i de för hållandevis små och fragmenterade områden som avsätts för naturvård (Appelqvist, 2005; Janzen, 1983; Ås, 1999).</w:t>
+      </w:r>
+    </w:p>
+    <w:p>
+      <w:r>
+        <w:t>Ett tydligt exempel på en generalist som gynnas av dagens skogsbruk är större märgborre på nydöd tall. Denna utvecklas förutom i vindfällen gärna i avverkningsavfall, inklusive avverkningsstubbar och röjningsstammar. Därmed har den större märgborren möjlighet att upprätthålla stora och stabila populationer på huvuddelen av landets skogsmark, vilket leder till en trivialisering av faunan. Större märgborre inverkar sannolikt direkt negativt på arter som tolvtandad barkborre (EN) och avlång barkborre (VU), och indirekt på de som är gynnade av blånadssvampar, dvs. följearter till framförallt mindre märgborre och skarptandad barkborre. De barkborrar som missgynnas av större märgborre är i mycket högre grad gynnade av tallar som dör genom självgallring, dvs. i normalfallet skog som inte används till skogsproduktion (Pettersson, 2014; Wikars, skriftl.).</w:t>
+      </w:r>
+    </w:p>
+    <w:p>
+      <w:r>
+        <w:t xml:space="preserve">Rika förekomster av främst mindre märgborre men även skarptandad barkborre är en signal för artrikedom och inventeringar har visat att det är i skogar med en naturlig självgallring som det skapas förutsättningar för dessa arter samt de efterföljande åtgärdsprogramsarterna (Pettersson, 2014; Hedgren, 2012). Tallskogar med stark förekomst av mindre märgborre och skarptandad barkborre bör avsättas som reservat. Generellt bör hänsyn tas vid slutavverkning av talldominerad skog så att avverkningsrester som gren- och toppdelar (s.k. GROT) lämnas. Mindre märgborre är typisk art för </w:t>
+      </w:r>
+      <w:r>
+        <w:rPr>
+          <w:i/>
+        </w:rPr>
+        <w:t>9060 Åsbarrskog</w:t>
+      </w:r>
+      <w:r>
+        <w:t xml:space="preserve"> (Pettersson, 2014; SLU Artdatabanken, 2026).</w:t>
+      </w:r>
+    </w:p>
+    <w:p>
+      <w:pPr>
+        <w:pStyle w:val="Heading2"/>
+      </w:pPr>
+      <w:r>
+        <w:t>Referenser – mindre märgborre</w:t>
+      </w:r>
+    </w:p>
+    <w:p>
+      <w:r>
+        <w:t xml:space="preserve">Appelqvist, T., 2005. </w:t>
+      </w:r>
+      <w:r>
+        <w:rPr>
+          <w:i/>
+        </w:rPr>
+        <w:t>Naturvårdsbiologisk forskning. Underlag för områdesskydd i landskapet.</w:t>
+      </w:r>
+      <w:r>
+        <w:t xml:space="preserve"> Naturvårdsverket, Rapport 5452.</w:t>
+      </w:r>
+    </w:p>
+    <w:p>
+      <w:r>
+        <w:t xml:space="preserve">Gunnarsson, B., Pettersson, R. B., Hake, M. och Hultengren, S. &amp; Sjöberg, K., 1999. </w:t>
+      </w:r>
+      <w:r>
+        <w:rPr>
+          <w:i/>
+        </w:rPr>
+        <w:t xml:space="preserve">Spindlar och skalbaggar som indikatorer i barrskog. </w:t>
+      </w:r>
+      <w:r>
+        <w:t>Skog &amp; Forskning, Nr. 2/99, s. 46–51.</w:t>
+      </w:r>
+    </w:p>
+    <w:p>
+      <w:r>
+        <w:t xml:space="preserve">Hedgren, O., 2012. </w:t>
+      </w:r>
+      <w:r>
+        <w:rPr>
+          <w:i/>
+        </w:rPr>
+        <w:t>Hotade insekter på tallved i Dalarna.</w:t>
+      </w:r>
+      <w:r>
+        <w:t xml:space="preserve"> Länsstyrelsen Dalarna, Naturvårdsenheten. Rapport 2012:16.</w:t>
+      </w:r>
+    </w:p>
+    <w:p>
+      <w:r>
+        <w:t xml:space="preserve">Hedgren, O. 2010. </w:t>
+      </w:r>
+      <w:r>
+        <w:rPr>
+          <w:i/>
+        </w:rPr>
+        <w:t>Vedinsekter i tallskog och på brandfält i Värmland.</w:t>
+      </w:r>
+      <w:r>
+        <w:t xml:space="preserve"> Länsstyrelsen Värmland, Stencil, 39 s.</w:t>
+      </w:r>
+    </w:p>
+    <w:p>
+      <w:r>
+        <w:t xml:space="preserve">Janzen, D. H., 1983. </w:t>
+      </w:r>
+      <w:r>
+        <w:rPr>
+          <w:i/>
+        </w:rPr>
+        <w:t>No park is an island: Increase in interference from outside as park size decreases</w:t>
+      </w:r>
+      <w:r>
+        <w:t>. Oikos 41: 402–410.</w:t>
+      </w:r>
+    </w:p>
+    <w:p>
+      <w:r>
+        <w:t xml:space="preserve">Jonsell, M., Weslien, J. &amp; Ehn ström, B., 1998. </w:t>
+      </w:r>
+      <w:r>
+        <w:rPr>
+          <w:i/>
+        </w:rPr>
+        <w:t>Substrate requirements of red-listed saproxylic invertebrates in Sweden</w:t>
+      </w:r>
+      <w:r>
+        <w:t>. Biodiversity and Conserv. 7: 749–764.</w:t>
+      </w:r>
+    </w:p>
+    <w:p>
+      <w:r>
+        <w:t xml:space="preserve">Pettersson, R. B., 2014). </w:t>
+      </w:r>
+      <w:r>
+        <w:rPr>
+          <w:i/>
+        </w:rPr>
+        <w:t>Åtgärdsprogram för skalbaggar på nyligen död tall, 2014–2018.</w:t>
+      </w:r>
+      <w:r>
+        <w:t xml:space="preserve"> Rapport 6599. Bromma: Naturvårdsverket.</w:t>
+      </w:r>
+    </w:p>
+    <w:p>
+      <w:r>
+        <w:t xml:space="preserve">SLU Artdatabanken, 2026. </w:t>
+      </w:r>
+      <w:r>
+        <w:rPr>
+          <w:i/>
+        </w:rPr>
+        <w:t xml:space="preserve">Artfaktablad. Naturvård – artfakta. </w:t>
+      </w:r>
+      <w:r>
+        <w:t>SLU Artdatabanken, Uppsala.</w:t>
+      </w:r>
+    </w:p>
+    <w:p>
+      <w:r>
+        <w:t xml:space="preserve">Wikars, L.-O., Hansson, J. &amp; Hedgren, O., 2010. </w:t>
+      </w:r>
+      <w:r>
+        <w:rPr>
+          <w:i/>
+        </w:rPr>
+        <w:t>Inventering av vedlevande skalbaggar – tallskogar i Örebro län.</w:t>
+      </w:r>
+      <w:r>
+        <w:t xml:space="preserve"> Länsstyrelsen i Örebro län, publ.nr. 2010:2.</w:t>
+      </w:r>
+    </w:p>
+    <w:p>
+      <w:r>
+        <w:t xml:space="preserve">Wikars, L.-O., 2009. </w:t>
+      </w:r>
+      <w:r>
+        <w:rPr>
+          <w:i/>
+        </w:rPr>
+        <w:t>Vedskalbaggar i Hamra nationalpark, Gävleborgs län.</w:t>
+      </w:r>
+      <w:r>
+        <w:t xml:space="preserve"> Länsstyrelsen Gävleborg, Rapport 2009:14.</w:t>
       </w:r>
     </w:p>
     <w:p>
@@ -1227,7 +1512,7 @@
     <w:r>
       <w:tab/>
       <w:tab/>
-      <w:t>2026-09-21</w:t>
+      <w:t>2026-09-23</w:t>
       <w:br/>
       <w:br/>
     </w:r>

--- a/tillsyn/A 9501-2025 tillsynsbegäran.docx
+++ b/tillsyn/A 9501-2025 tillsynsbegäran.docx
@@ -1512,7 +1512,7 @@
     <w:r>
       <w:tab/>
       <w:tab/>
-      <w:t>2026-09-23</w:t>
+      <w:t>2026-09-24</w:t>
       <w:br/>
       <w:br/>
     </w:r>

--- a/tillsyn/A 9501-2025 tillsynsbegäran.docx
+++ b/tillsyn/A 9501-2025 tillsynsbegäran.docx
@@ -1512,7 +1512,7 @@
     <w:r>
       <w:tab/>
       <w:tab/>
-      <w:t>2026-09-24</w:t>
+      <w:t>2026-09-25</w:t>
       <w:br/>
       <w:br/>
     </w:r>

--- a/tillsyn/A 9501-2025 tillsynsbegäran.docx
+++ b/tillsyn/A 9501-2025 tillsynsbegäran.docx
@@ -1512,7 +1512,7 @@
     <w:r>
       <w:tab/>
       <w:tab/>
-      <w:t>2026-09-25</w:t>
+      <w:t>2026-09-26</w:t>
       <w:br/>
       <w:br/>
     </w:r>

--- a/tillsyn/A 9501-2025 tillsynsbegäran.docx
+++ b/tillsyn/A 9501-2025 tillsynsbegäran.docx
@@ -1512,7 +1512,7 @@
     <w:r>
       <w:tab/>
       <w:tab/>
-      <w:t>2026-09-26</w:t>
+      <w:t>2026-09-27</w:t>
       <w:br/>
       <w:br/>
     </w:r>

--- a/tillsyn/A 9501-2025 tillsynsbegäran.docx
+++ b/tillsyn/A 9501-2025 tillsynsbegäran.docx
@@ -1512,7 +1512,7 @@
     <w:r>
       <w:tab/>
       <w:tab/>
-      <w:t>2026-09-27</w:t>
+      <w:t>2026-09-28</w:t>
       <w:br/>
       <w:br/>
     </w:r>

--- a/tillsyn/A 9501-2025 tillsynsbegäran.docx
+++ b/tillsyn/A 9501-2025 tillsynsbegäran.docx
@@ -1512,7 +1512,7 @@
     <w:r>
       <w:tab/>
       <w:tab/>
-      <w:t>2026-09-28</w:t>
+      <w:t>2026-09-29</w:t>
       <w:br/>
       <w:br/>
     </w:r>

--- a/tillsyn/A 9501-2025 tillsynsbegäran.docx
+++ b/tillsyn/A 9501-2025 tillsynsbegäran.docx
@@ -1512,7 +1512,7 @@
     <w:r>
       <w:tab/>
       <w:tab/>
-      <w:t>2026-09-29</w:t>
+      <w:t>2026-09-30</w:t>
       <w:br/>
       <w:br/>
     </w:r>

--- a/tillsyn/A 9501-2025 tillsynsbegäran.docx
+++ b/tillsyn/A 9501-2025 tillsynsbegäran.docx
@@ -1512,7 +1512,7 @@
     <w:r>
       <w:tab/>
       <w:tab/>
-      <w:t>2026-09-30</w:t>
+      <w:t>2026-10-01</w:t>
       <w:br/>
       <w:br/>
     </w:r>

--- a/tillsyn/A 9501-2025 tillsynsbegäran.docx
+++ b/tillsyn/A 9501-2025 tillsynsbegäran.docx
@@ -1512,7 +1512,7 @@
     <w:r>
       <w:tab/>
       <w:tab/>
-      <w:t>2026-10-01</w:t>
+      <w:t>2026-10-02</w:t>
       <w:br/>
       <w:br/>
     </w:r>

--- a/tillsyn/A 9501-2025 tillsynsbegäran.docx
+++ b/tillsyn/A 9501-2025 tillsynsbegäran.docx
@@ -1512,7 +1512,7 @@
     <w:r>
       <w:tab/>
       <w:tab/>
-      <w:t>2026-10-02</w:t>
+      <w:t>2026-10-03</w:t>
       <w:br/>
       <w:br/>
     </w:r>

--- a/tillsyn/A 9501-2025 tillsynsbegäran.docx
+++ b/tillsyn/A 9501-2025 tillsynsbegäran.docx
@@ -1512,7 +1512,7 @@
     <w:r>
       <w:tab/>
       <w:tab/>
-      <w:t>2026-10-03</w:t>
+      <w:t>2026-10-04</w:t>
       <w:br/>
       <w:br/>
     </w:r>

--- a/tillsyn/A 9501-2025 tillsynsbegäran.docx
+++ b/tillsyn/A 9501-2025 tillsynsbegäran.docx
@@ -1512,7 +1512,7 @@
     <w:r>
       <w:tab/>
       <w:tab/>
-      <w:t>2026-10-04</w:t>
+      <w:t>2026-10-05</w:t>
       <w:br/>
       <w:br/>
     </w:r>

--- a/tillsyn/A 9501-2025 tillsynsbegäran.docx
+++ b/tillsyn/A 9501-2025 tillsynsbegäran.docx
@@ -1512,7 +1512,7 @@
     <w:r>
       <w:tab/>
       <w:tab/>
-      <w:t>2026-10-05</w:t>
+      <w:t>2026-10-06</w:t>
       <w:br/>
       <w:br/>
     </w:r>

--- a/tillsyn/A 9501-2025 tillsynsbegäran.docx
+++ b/tillsyn/A 9501-2025 tillsynsbegäran.docx
@@ -1512,7 +1512,7 @@
     <w:r>
       <w:tab/>
       <w:tab/>
-      <w:t>2026-10-06</w:t>
+      <w:t>2026-10-07</w:t>
       <w:br/>
       <w:br/>
     </w:r>

--- a/tillsyn/A 9501-2025 tillsynsbegäran.docx
+++ b/tillsyn/A 9501-2025 tillsynsbegäran.docx
@@ -1512,7 +1512,7 @@
     <w:r>
       <w:tab/>
       <w:tab/>
-      <w:t>2026-10-07</w:t>
+      <w:t>2026-10-08</w:t>
       <w:br/>
       <w:br/>
     </w:r>

--- a/tillsyn/A 9501-2025 tillsynsbegäran.docx
+++ b/tillsyn/A 9501-2025 tillsynsbegäran.docx
@@ -1512,7 +1512,7 @@
     <w:r>
       <w:tab/>
       <w:tab/>
-      <w:t>2026-10-08</w:t>
+      <w:t>2026-10-09</w:t>
       <w:br/>
       <w:br/>
     </w:r>

--- a/tillsyn/A 9501-2025 tillsynsbegäran.docx
+++ b/tillsyn/A 9501-2025 tillsynsbegäran.docx
@@ -1512,7 +1512,7 @@
     <w:r>
       <w:tab/>
       <w:tab/>
-      <w:t>2026-10-09</w:t>
+      <w:t>2026-10-10</w:t>
       <w:br/>
       <w:br/>
     </w:r>

--- a/tillsyn/A 9501-2025 tillsynsbegäran.docx
+++ b/tillsyn/A 9501-2025 tillsynsbegäran.docx
@@ -1512,7 +1512,7 @@
     <w:r>
       <w:tab/>
       <w:tab/>
-      <w:t>2026-10-10</w:t>
+      <w:t>2026-10-11</w:t>
       <w:br/>
       <w:br/>
     </w:r>

--- a/tillsyn/A 9501-2025 tillsynsbegäran.docx
+++ b/tillsyn/A 9501-2025 tillsynsbegäran.docx
@@ -1512,7 +1512,7 @@
     <w:r>
       <w:tab/>
       <w:tab/>
-      <w:t>2026-10-11</w:t>
+      <w:t>2026-10-12</w:t>
       <w:br/>
       <w:br/>
     </w:r>

--- a/tillsyn/A 9501-2025 tillsynsbegäran.docx
+++ b/tillsyn/A 9501-2025 tillsynsbegäran.docx
@@ -1512,7 +1512,7 @@
     <w:r>
       <w:tab/>
       <w:tab/>
-      <w:t>2026-10-12</w:t>
+      <w:t>2026-10-13</w:t>
       <w:br/>
       <w:br/>
     </w:r>

--- a/tillsyn/A 9501-2025 tillsynsbegäran.docx
+++ b/tillsyn/A 9501-2025 tillsynsbegäran.docx
@@ -1512,7 +1512,7 @@
     <w:r>
       <w:tab/>
       <w:tab/>
-      <w:t>2026-10-13</w:t>
+      <w:t>2026-10-14</w:t>
       <w:br/>
       <w:br/>
     </w:r>

--- a/tillsyn/A 9501-2025 tillsynsbegäran.docx
+++ b/tillsyn/A 9501-2025 tillsynsbegäran.docx
@@ -1512,7 +1512,7 @@
     <w:r>
       <w:tab/>
       <w:tab/>
-      <w:t>2026-10-14</w:t>
+      <w:t>2026-10-15</w:t>
       <w:br/>
       <w:br/>
     </w:r>

--- a/tillsyn/A 9501-2025 tillsynsbegäran.docx
+++ b/tillsyn/A 9501-2025 tillsynsbegäran.docx
@@ -1512,7 +1512,7 @@
     <w:r>
       <w:tab/>
       <w:tab/>
-      <w:t>2026-10-15</w:t>
+      <w:t>2026-10-16</w:t>
       <w:br/>
       <w:br/>
     </w:r>

--- a/tillsyn/A 9501-2025 tillsynsbegäran.docx
+++ b/tillsyn/A 9501-2025 tillsynsbegäran.docx
@@ -1512,7 +1512,7 @@
     <w:r>
       <w:tab/>
       <w:tab/>
-      <w:t>2026-10-16</w:t>
+      <w:t>2026-10-17</w:t>
       <w:br/>
       <w:br/>
     </w:r>

--- a/tillsyn/A 9501-2025 tillsynsbegäran.docx
+++ b/tillsyn/A 9501-2025 tillsynsbegäran.docx
@@ -1512,7 +1512,7 @@
     <w:r>
       <w:tab/>
       <w:tab/>
-      <w:t>2026-10-17</w:t>
+      <w:t>2026-10-18</w:t>
       <w:br/>
       <w:br/>
     </w:r>

--- a/tillsyn/A 9501-2025 tillsynsbegäran.docx
+++ b/tillsyn/A 9501-2025 tillsynsbegäran.docx
@@ -1512,7 +1512,7 @@
     <w:r>
       <w:tab/>
       <w:tab/>
-      <w:t>2026-10-18</w:t>
+      <w:t>2026-10-19</w:t>
       <w:br/>
       <w:br/>
     </w:r>

--- a/tillsyn/A 9501-2025 tillsynsbegäran.docx
+++ b/tillsyn/A 9501-2025 tillsynsbegäran.docx
@@ -1512,7 +1512,7 @@
     <w:r>
       <w:tab/>
       <w:tab/>
-      <w:t>2026-10-19</w:t>
+      <w:t>2026-10-20</w:t>
       <w:br/>
       <w:br/>
     </w:r>

--- a/tillsyn/A 9501-2025 tillsynsbegäran.docx
+++ b/tillsyn/A 9501-2025 tillsynsbegäran.docx
@@ -1512,7 +1512,7 @@
     <w:r>
       <w:tab/>
       <w:tab/>
-      <w:t>2026-10-20</w:t>
+      <w:t>2026-10-21</w:t>
       <w:br/>
       <w:br/>
     </w:r>

--- a/tillsyn/A 9501-2025 tillsynsbegäran.docx
+++ b/tillsyn/A 9501-2025 tillsynsbegäran.docx
@@ -1512,7 +1512,7 @@
     <w:r>
       <w:tab/>
       <w:tab/>
-      <w:t>2026-10-21</w:t>
+      <w:t>2026-10-22</w:t>
       <w:br/>
       <w:br/>
     </w:r>

--- a/tillsyn/A 9501-2025 tillsynsbegäran.docx
+++ b/tillsyn/A 9501-2025 tillsynsbegäran.docx
@@ -1512,7 +1512,7 @@
     <w:r>
       <w:tab/>
       <w:tab/>
-      <w:t>2026-10-22</w:t>
+      <w:t>2026-10-23</w:t>
       <w:br/>
       <w:br/>
     </w:r>

--- a/tillsyn/A 9501-2025 tillsynsbegäran.docx
+++ b/tillsyn/A 9501-2025 tillsynsbegäran.docx
@@ -1512,7 +1512,7 @@
     <w:r>
       <w:tab/>
       <w:tab/>
-      <w:t>2026-10-23</w:t>
+      <w:t>2026-10-24</w:t>
       <w:br/>
       <w:br/>
     </w:r>

--- a/tillsyn/A 9501-2025 tillsynsbegäran.docx
+++ b/tillsyn/A 9501-2025 tillsynsbegäran.docx
@@ -1512,7 +1512,7 @@
     <w:r>
       <w:tab/>
       <w:tab/>
-      <w:t>2026-10-24</w:t>
+      <w:t>2026-10-25</w:t>
       <w:br/>
       <w:br/>
     </w:r>

--- a/tillsyn/A 9501-2025 tillsynsbegäran.docx
+++ b/tillsyn/A 9501-2025 tillsynsbegäran.docx
@@ -1512,7 +1512,7 @@
     <w:r>
       <w:tab/>
       <w:tab/>
-      <w:t>2026-10-25</w:t>
+      <w:t>2026-10-26</w:t>
       <w:br/>
       <w:br/>
     </w:r>

--- a/tillsyn/A 9501-2025 tillsynsbegäran.docx
+++ b/tillsyn/A 9501-2025 tillsynsbegäran.docx
@@ -1512,7 +1512,7 @@
     <w:r>
       <w:tab/>
       <w:tab/>
-      <w:t>2026-10-26</w:t>
+      <w:t>2026-10-27</w:t>
       <w:br/>
       <w:br/>
     </w:r>

--- a/tillsyn/A 9501-2025 tillsynsbegäran.docx
+++ b/tillsyn/A 9501-2025 tillsynsbegäran.docx
@@ -1512,7 +1512,7 @@
     <w:r>
       <w:tab/>
       <w:tab/>
-      <w:t>2026-10-27</w:t>
+      <w:t>2026-10-28</w:t>
       <w:br/>
       <w:br/>
     </w:r>

--- a/tillsyn/A 9501-2025 tillsynsbegäran.docx
+++ b/tillsyn/A 9501-2025 tillsynsbegäran.docx
@@ -1512,7 +1512,7 @@
     <w:r>
       <w:tab/>
       <w:tab/>
-      <w:t>2026-10-28</w:t>
+      <w:t>2026-10-29</w:t>
       <w:br/>
       <w:br/>
     </w:r>

--- a/tillsyn/A 9501-2025 tillsynsbegäran.docx
+++ b/tillsyn/A 9501-2025 tillsynsbegäran.docx
@@ -1512,7 +1512,7 @@
     <w:r>
       <w:tab/>
       <w:tab/>
-      <w:t>2026-10-29</w:t>
+      <w:t>2026-10-31</w:t>
       <w:br/>
       <w:br/>
     </w:r>
